--- a/content/Lectures/Semester 1/Week 5/3 Tutorial/Lab.docx
+++ b/content/Lectures/Semester 1/Week 5/3 Tutorial/Lab.docx
@@ -53,7 +53,7 @@
         <w:t>4</w:t>
       </w:r>
       <w:r>
-        <w:t xml:space="preserve"> hours</w:t>
+        <w:t xml:space="preserve"> hours (3 h 40 min of activities, plus deliverables)</w:t>
       </w:r>
       <w:r>
         <w:br/>
